--- a/docs/lista_louvores/Textos_Louvores/QUEM SOMOS NÓS.docx
+++ b/docs/lista_louvores/Textos_Louvores/QUEM SOMOS NÓS.docx
@@ -4,154 +4,87 @@
   <w:body>
     <w:p>
       <w:pPr>
-        <w:pStyle w:val="PargrafodaLista"/>
-        <w:numPr>
-          <w:ilvl w:val="0"/>
-          <w:numId w:val="1"/>
-        </w:numPr>
+        <w:pStyle w:val="Ttulo1"/>
+      </w:pPr>
+      <w:r>
+        <w:t>QUEM SOMOS NÓS</w:t>
+      </w:r>
+    </w:p>
+    <w:p>
+      <w:pPr>
         <w:autoSpaceDE w:val="0"/>
         <w:autoSpaceDN w:val="0"/>
         <w:adjustRightInd w:val="0"/>
-        <w:spacing w:before="80" w:after="80" w:line="240" w:lineRule="auto"/>
-        <w:jc w:val="both"/>
-        <w:rPr>
-          <w:rFonts w:ascii="Times New Roman" w:hAnsi="Times New Roman" w:cs="Times New Roman"/>
-          <w:sz w:val="24"/>
-          <w:szCs w:val="24"/>
-        </w:rPr>
-      </w:pPr>
-      <w:r>
-        <w:rPr>
-          <w:rFonts w:ascii="Times New Roman" w:hAnsi="Times New Roman" w:cs="Times New Roman"/>
-          <w:sz w:val="24"/>
-          <w:szCs w:val="24"/>
-        </w:rPr>
-        <w:t>Quem somos nós</w:t>
+        <w:rPr>
+          <w:rFonts w:ascii="Times New Roman" w:eastAsia="Arial" w:hAnsi="Times New Roman"/>
+          <w:color w:val="000000" w:themeColor="text1"/>
+        </w:rPr>
+      </w:pPr>
+      <w:r>
+        <w:rPr>
+          <w:rFonts w:ascii="Times New Roman" w:eastAsia="Arial" w:hAnsi="Times New Roman"/>
+          <w:color w:val="000000" w:themeColor="text1"/>
+        </w:rPr>
+        <w:t>Quem somos nós neste mundo aqui?</w:t>
+      </w:r>
+      <w:r>
+        <w:rPr>
+          <w:rFonts w:ascii="Times New Roman" w:eastAsia="Arial" w:hAnsi="Times New Roman"/>
+          <w:color w:val="000000" w:themeColor="text1"/>
+        </w:rPr>
+        <w:br/>
+        <w:t>E qual padrão temos a seguir</w:t>
+      </w:r>
+      <w:r>
+        <w:rPr>
+          <w:rFonts w:ascii="Times New Roman" w:eastAsia="Arial" w:hAnsi="Times New Roman"/>
+          <w:color w:val="000000" w:themeColor="text1"/>
+        </w:rPr>
+        <w:br/>
+        <w:t>Nós somos servos do Eterno Deus</w:t>
+      </w:r>
+      <w:r>
+        <w:rPr>
+          <w:rFonts w:ascii="Times New Roman" w:eastAsia="Arial" w:hAnsi="Times New Roman"/>
+          <w:color w:val="000000" w:themeColor="text1"/>
+        </w:rPr>
+        <w:br/>
+        <w:t>Que por Sua graça nos escolheu</w:t>
       </w:r>
     </w:p>
     <w:p>
       <w:pPr>
-        <w:pStyle w:val="PargrafodaLista"/>
         <w:autoSpaceDE w:val="0"/>
         <w:autoSpaceDN w:val="0"/>
         <w:adjustRightInd w:val="0"/>
-        <w:spacing w:before="80" w:after="80" w:line="240" w:lineRule="auto"/>
-        <w:ind w:left="810"/>
-        <w:jc w:val="both"/>
-        <w:rPr>
-          <w:rFonts w:ascii="Times New Roman" w:hAnsi="Times New Roman" w:cs="Times New Roman"/>
-          <w:sz w:val="24"/>
-          <w:szCs w:val="24"/>
-        </w:rPr>
-      </w:pPr>
-    </w:p>
-    <w:p>
-      <w:pPr>
-        <w:pStyle w:val="PargrafodaLista"/>
-        <w:numPr>
-          <w:ilvl w:val="0"/>
-          <w:numId w:val="1"/>
-        </w:numPr>
-        <w:autoSpaceDE w:val="0"/>
-        <w:autoSpaceDN w:val="0"/>
-        <w:adjustRightInd w:val="0"/>
-        <w:spacing w:before="80" w:after="80" w:line="240" w:lineRule="auto"/>
-        <w:ind w:left="1293" w:hanging="357"/>
-        <w:contextualSpacing w:val="0"/>
-        <w:rPr>
-          <w:rFonts w:ascii="Times New Roman" w:eastAsia="Arial" w:hAnsi="Times New Roman" w:cs="Times New Roman"/>
-          <w:color w:val="000000" w:themeColor="text1"/>
-          <w:sz w:val="24"/>
-          <w:szCs w:val="24"/>
-        </w:rPr>
-      </w:pPr>
-      <w:r>
-        <w:rPr>
-          <w:rFonts w:ascii="Times New Roman" w:eastAsia="Arial" w:hAnsi="Times New Roman" w:cs="Times New Roman"/>
-          <w:color w:val="000000" w:themeColor="text1"/>
-          <w:sz w:val="24"/>
-          <w:szCs w:val="24"/>
-        </w:rPr>
-        <w:t>Quem somos nós neste mundo aqui?</w:t>
-      </w:r>
-      <w:r>
-        <w:rPr>
-          <w:rFonts w:ascii="Times New Roman" w:eastAsia="Arial" w:hAnsi="Times New Roman" w:cs="Times New Roman"/>
-          <w:color w:val="000000" w:themeColor="text1"/>
-          <w:sz w:val="24"/>
-          <w:szCs w:val="24"/>
-        </w:rPr>
-        <w:br/>
-        <w:t>E qual padrão temos a seguir</w:t>
-      </w:r>
-      <w:r>
-        <w:rPr>
-          <w:rFonts w:ascii="Times New Roman" w:eastAsia="Arial" w:hAnsi="Times New Roman" w:cs="Times New Roman"/>
-          <w:color w:val="000000" w:themeColor="text1"/>
-          <w:sz w:val="24"/>
-          <w:szCs w:val="24"/>
-        </w:rPr>
-        <w:br/>
-        <w:t>Nós somos servos do Eterno Deus</w:t>
-      </w:r>
-      <w:r>
-        <w:rPr>
-          <w:rFonts w:ascii="Times New Roman" w:eastAsia="Arial" w:hAnsi="Times New Roman" w:cs="Times New Roman"/>
-          <w:color w:val="000000" w:themeColor="text1"/>
-          <w:sz w:val="24"/>
-          <w:szCs w:val="24"/>
-        </w:rPr>
-        <w:br/>
-        <w:t>Que por Sua graça nos escolheu</w:t>
-      </w:r>
-    </w:p>
-    <w:p>
-      <w:pPr>
-        <w:pStyle w:val="PargrafodaLista"/>
-        <w:numPr>
-          <w:ilvl w:val="0"/>
-          <w:numId w:val="1"/>
-        </w:numPr>
-        <w:autoSpaceDE w:val="0"/>
-        <w:autoSpaceDN w:val="0"/>
-        <w:adjustRightInd w:val="0"/>
-        <w:spacing w:before="80" w:after="80" w:line="240" w:lineRule="auto"/>
-        <w:ind w:left="1293" w:hanging="357"/>
-        <w:contextualSpacing w:val="0"/>
-        <w:rPr>
-          <w:rFonts w:ascii="Times New Roman" w:eastAsia="Arial" w:hAnsi="Times New Roman" w:cs="Times New Roman"/>
+        <w:rPr>
+          <w:rFonts w:ascii="Times New Roman" w:eastAsia="Arial" w:hAnsi="Times New Roman"/>
           <w:b/>
           <w:bCs/>
           <w:i/>
           <w:iCs/>
           <w:color w:val="000000" w:themeColor="text1"/>
-          <w:sz w:val="24"/>
-          <w:szCs w:val="24"/>
-        </w:rPr>
-      </w:pPr>
-      <w:r>
-        <w:rPr>
-          <w:rFonts w:ascii="Times New Roman" w:eastAsia="Arial" w:hAnsi="Times New Roman" w:cs="Times New Roman"/>
+        </w:rPr>
+      </w:pPr>
+      <w:r>
+        <w:rPr>
+          <w:rFonts w:ascii="Times New Roman" w:eastAsia="Arial" w:hAnsi="Times New Roman"/>
           <w:b/>
           <w:bCs/>
           <w:i/>
           <w:iCs/>
           <w:color w:val="000000" w:themeColor="text1"/>
-          <w:sz w:val="24"/>
-          <w:szCs w:val="24"/>
         </w:rPr>
         <w:t>Fiéis sejamos a Jesus</w:t>
       </w:r>
       <w:r>
         <w:rPr>
-          <w:rFonts w:ascii="Times New Roman" w:eastAsia="Arial" w:hAnsi="Times New Roman" w:cs="Times New Roman"/>
+          <w:rFonts w:ascii="Times New Roman" w:eastAsia="Arial" w:hAnsi="Times New Roman"/>
           <w:b/>
           <w:bCs/>
           <w:i/>
           <w:iCs/>
           <w:color w:val="000000" w:themeColor="text1"/>
-          <w:sz w:val="24"/>
-          <w:szCs w:val="24"/>
         </w:rPr>
         <w:br/>
         <w:t xml:space="preserve">Idôneos </w:t>
@@ -159,55 +92,47 @@
       <w:proofErr w:type="gramStart"/>
       <w:r>
         <w:rPr>
-          <w:rFonts w:ascii="Times New Roman" w:eastAsia="Arial" w:hAnsi="Times New Roman" w:cs="Times New Roman"/>
+          <w:rFonts w:ascii="Times New Roman" w:eastAsia="Arial" w:hAnsi="Times New Roman"/>
           <w:b/>
           <w:bCs/>
           <w:i/>
           <w:iCs/>
           <w:color w:val="000000" w:themeColor="text1"/>
-          <w:sz w:val="24"/>
-          <w:szCs w:val="24"/>
         </w:rPr>
         <w:t>pra</w:t>
       </w:r>
       <w:proofErr w:type="gramEnd"/>
       <w:r>
         <w:rPr>
-          <w:rFonts w:ascii="Times New Roman" w:eastAsia="Arial" w:hAnsi="Times New Roman" w:cs="Times New Roman"/>
+          <w:rFonts w:ascii="Times New Roman" w:eastAsia="Arial" w:hAnsi="Times New Roman"/>
           <w:b/>
           <w:bCs/>
           <w:i/>
           <w:iCs/>
           <w:color w:val="000000" w:themeColor="text1"/>
-          <w:sz w:val="24"/>
-          <w:szCs w:val="24"/>
         </w:rPr>
         <w:t xml:space="preserve"> transmitir Sua luz</w:t>
       </w:r>
       <w:r>
         <w:rPr>
-          <w:rFonts w:ascii="Times New Roman" w:eastAsia="Arial" w:hAnsi="Times New Roman" w:cs="Times New Roman"/>
+          <w:rFonts w:ascii="Times New Roman" w:eastAsia="Arial" w:hAnsi="Times New Roman"/>
           <w:b/>
           <w:bCs/>
           <w:i/>
           <w:iCs/>
           <w:color w:val="000000" w:themeColor="text1"/>
-          <w:sz w:val="24"/>
-          <w:szCs w:val="24"/>
         </w:rPr>
         <w:br/>
         <w:t>Devemos, pois, nos fortificar</w:t>
       </w:r>
       <w:r>
         <w:rPr>
-          <w:rFonts w:ascii="Times New Roman" w:eastAsia="Arial" w:hAnsi="Times New Roman" w:cs="Times New Roman"/>
+          <w:rFonts w:ascii="Times New Roman" w:eastAsia="Arial" w:hAnsi="Times New Roman"/>
           <w:b/>
           <w:bCs/>
           <w:i/>
           <w:iCs/>
           <w:color w:val="000000" w:themeColor="text1"/>
-          <w:sz w:val="24"/>
-          <w:szCs w:val="24"/>
         </w:rPr>
         <w:br/>
         <w:t>Na graça que em Cristo há</w:t>
@@ -215,59 +140,41 @@
     </w:p>
     <w:p>
       <w:pPr>
-        <w:pStyle w:val="PargrafodaLista"/>
-        <w:numPr>
-          <w:ilvl w:val="0"/>
-          <w:numId w:val="1"/>
-        </w:numPr>
         <w:autoSpaceDE w:val="0"/>
         <w:autoSpaceDN w:val="0"/>
         <w:adjustRightInd w:val="0"/>
-        <w:spacing w:before="80" w:after="80" w:line="240" w:lineRule="auto"/>
-        <w:ind w:left="1293" w:hanging="357"/>
-        <w:contextualSpacing w:val="0"/>
-        <w:rPr>
-          <w:rFonts w:ascii="Times New Roman" w:eastAsia="Arial" w:hAnsi="Times New Roman" w:cs="Times New Roman"/>
-          <w:color w:val="000000" w:themeColor="text1"/>
-          <w:sz w:val="24"/>
-          <w:szCs w:val="24"/>
-        </w:rPr>
-      </w:pPr>
-      <w:r>
-        <w:rPr>
-          <w:rFonts w:ascii="Times New Roman" w:eastAsia="Arial" w:hAnsi="Times New Roman" w:cs="Times New Roman"/>
-          <w:color w:val="000000" w:themeColor="text1"/>
-          <w:sz w:val="24"/>
-          <w:szCs w:val="24"/>
+        <w:rPr>
+          <w:rFonts w:ascii="Times New Roman" w:eastAsia="Arial" w:hAnsi="Times New Roman"/>
+          <w:color w:val="000000" w:themeColor="text1"/>
+        </w:rPr>
+      </w:pPr>
+      <w:r>
+        <w:rPr>
+          <w:rFonts w:ascii="Times New Roman" w:eastAsia="Arial" w:hAnsi="Times New Roman"/>
+          <w:color w:val="000000" w:themeColor="text1"/>
         </w:rPr>
         <w:t>Soldados somos do bom Senhor</w:t>
       </w:r>
       <w:r>
         <w:rPr>
-          <w:rFonts w:ascii="Times New Roman" w:eastAsia="Arial" w:hAnsi="Times New Roman" w:cs="Times New Roman"/>
-          <w:color w:val="000000" w:themeColor="text1"/>
-          <w:sz w:val="24"/>
-          <w:szCs w:val="24"/>
+          <w:rFonts w:ascii="Times New Roman" w:eastAsia="Arial" w:hAnsi="Times New Roman"/>
+          <w:color w:val="000000" w:themeColor="text1"/>
         </w:rPr>
         <w:br/>
         <w:t>Que por Sua graça nos alistou</w:t>
       </w:r>
       <w:r>
         <w:rPr>
-          <w:rFonts w:ascii="Times New Roman" w:eastAsia="Arial" w:hAnsi="Times New Roman" w:cs="Times New Roman"/>
-          <w:color w:val="000000" w:themeColor="text1"/>
-          <w:sz w:val="24"/>
-          <w:szCs w:val="24"/>
+          <w:rFonts w:ascii="Times New Roman" w:eastAsia="Arial" w:hAnsi="Times New Roman"/>
+          <w:color w:val="000000" w:themeColor="text1"/>
         </w:rPr>
         <w:br/>
         <w:t>Um bom soldado então será</w:t>
       </w:r>
       <w:r>
         <w:rPr>
-          <w:rFonts w:ascii="Times New Roman" w:eastAsia="Arial" w:hAnsi="Times New Roman" w:cs="Times New Roman"/>
-          <w:color w:val="000000" w:themeColor="text1"/>
-          <w:sz w:val="24"/>
-          <w:szCs w:val="24"/>
+          <w:rFonts w:ascii="Times New Roman" w:eastAsia="Arial" w:hAnsi="Times New Roman"/>
+          <w:color w:val="000000" w:themeColor="text1"/>
         </w:rPr>
         <w:br/>
         <w:t>Quem busca o Mestre sempre agradar</w:t>
@@ -275,97 +182,67 @@
     </w:p>
     <w:p>
       <w:pPr>
-        <w:pStyle w:val="PargrafodaLista"/>
-        <w:numPr>
-          <w:ilvl w:val="0"/>
-          <w:numId w:val="1"/>
-        </w:numPr>
         <w:autoSpaceDE w:val="0"/>
         <w:autoSpaceDN w:val="0"/>
         <w:adjustRightInd w:val="0"/>
-        <w:spacing w:before="80" w:after="80" w:line="240" w:lineRule="auto"/>
-        <w:ind w:left="1293" w:hanging="357"/>
-        <w:contextualSpacing w:val="0"/>
-        <w:rPr>
-          <w:rFonts w:ascii="Times New Roman" w:eastAsia="Arial" w:hAnsi="Times New Roman" w:cs="Times New Roman"/>
+        <w:rPr>
+          <w:rFonts w:ascii="Times New Roman" w:eastAsia="Arial" w:hAnsi="Times New Roman"/>
           <w:b/>
           <w:bCs/>
           <w:i/>
           <w:iCs/>
           <w:color w:val="000000" w:themeColor="text1"/>
-          <w:sz w:val="24"/>
-          <w:szCs w:val="24"/>
-        </w:rPr>
-      </w:pPr>
-      <w:r>
-        <w:rPr>
-          <w:rFonts w:ascii="Times New Roman" w:eastAsia="Arial" w:hAnsi="Times New Roman" w:cs="Times New Roman"/>
+        </w:rPr>
+      </w:pPr>
+      <w:r>
+        <w:rPr>
+          <w:rFonts w:ascii="Times New Roman" w:eastAsia="Arial" w:hAnsi="Times New Roman"/>
           <w:b/>
           <w:bCs/>
           <w:i/>
           <w:iCs/>
           <w:color w:val="000000" w:themeColor="text1"/>
-          <w:sz w:val="24"/>
-          <w:szCs w:val="24"/>
         </w:rPr>
         <w:t>[REFRÃO]</w:t>
       </w:r>
     </w:p>
     <w:p>
       <w:pPr>
-        <w:pStyle w:val="PargrafodaLista"/>
-        <w:numPr>
-          <w:ilvl w:val="0"/>
-          <w:numId w:val="1"/>
-        </w:numPr>
         <w:autoSpaceDE w:val="0"/>
         <w:autoSpaceDN w:val="0"/>
         <w:adjustRightInd w:val="0"/>
-        <w:spacing w:before="80" w:after="80" w:line="240" w:lineRule="auto"/>
-        <w:ind w:left="1293" w:hanging="357"/>
-        <w:contextualSpacing w:val="0"/>
-        <w:rPr>
-          <w:rFonts w:ascii="Times New Roman" w:eastAsia="Arial" w:hAnsi="Times New Roman" w:cs="Times New Roman"/>
-          <w:color w:val="000000" w:themeColor="text1"/>
-          <w:sz w:val="24"/>
-          <w:szCs w:val="24"/>
-        </w:rPr>
-      </w:pPr>
-      <w:r>
-        <w:rPr>
-          <w:rFonts w:ascii="Times New Roman" w:eastAsia="Arial" w:hAnsi="Times New Roman" w:cs="Times New Roman"/>
-          <w:color w:val="000000" w:themeColor="text1"/>
-          <w:sz w:val="24"/>
-          <w:szCs w:val="24"/>
+        <w:rPr>
+          <w:rFonts w:ascii="Times New Roman" w:eastAsia="Arial" w:hAnsi="Times New Roman"/>
+          <w:color w:val="000000" w:themeColor="text1"/>
+        </w:rPr>
+      </w:pPr>
+      <w:r>
+        <w:rPr>
+          <w:rFonts w:ascii="Times New Roman" w:eastAsia="Arial" w:hAnsi="Times New Roman"/>
+          <w:color w:val="000000" w:themeColor="text1"/>
         </w:rPr>
         <w:t>E qual atleta devemos ser</w:t>
       </w:r>
       <w:r>
         <w:rPr>
-          <w:rFonts w:ascii="Times New Roman" w:eastAsia="Arial" w:hAnsi="Times New Roman" w:cs="Times New Roman"/>
-          <w:color w:val="000000" w:themeColor="text1"/>
-          <w:sz w:val="24"/>
-          <w:szCs w:val="24"/>
+          <w:rFonts w:ascii="Times New Roman" w:eastAsia="Arial" w:hAnsi="Times New Roman"/>
+          <w:color w:val="000000" w:themeColor="text1"/>
         </w:rPr>
         <w:br/>
         <w:t>Segundo as normas lutar, viver</w:t>
       </w:r>
       <w:r>
         <w:rPr>
-          <w:rFonts w:ascii="Times New Roman" w:eastAsia="Arial" w:hAnsi="Times New Roman" w:cs="Times New Roman"/>
-          <w:color w:val="000000" w:themeColor="text1"/>
-          <w:sz w:val="24"/>
-          <w:szCs w:val="24"/>
+          <w:rFonts w:ascii="Times New Roman" w:eastAsia="Arial" w:hAnsi="Times New Roman"/>
+          <w:color w:val="000000" w:themeColor="text1"/>
         </w:rPr>
         <w:br/>
         <w:t>No fim da luta de Cristo obter a recompensa</w:t>
       </w:r>
       <w:r>
         <w:rPr>
-          <w:rFonts w:ascii="Times New Roman" w:eastAsia="Arial" w:hAnsi="Times New Roman" w:cs="Times New Roman"/>
-          <w:color w:val="000000" w:themeColor="text1"/>
-          <w:sz w:val="24"/>
-          <w:szCs w:val="24"/>
+          <w:rFonts w:ascii="Times New Roman" w:eastAsia="Arial" w:hAnsi="Times New Roman"/>
+          <w:color w:val="000000" w:themeColor="text1"/>
         </w:rPr>
         <w:br/>
         <w:t>Oh que prazer!</w:t>
@@ -373,97 +250,67 @@
     </w:p>
     <w:p>
       <w:pPr>
-        <w:pStyle w:val="PargrafodaLista"/>
-        <w:numPr>
-          <w:ilvl w:val="0"/>
-          <w:numId w:val="1"/>
-        </w:numPr>
         <w:autoSpaceDE w:val="0"/>
         <w:autoSpaceDN w:val="0"/>
         <w:adjustRightInd w:val="0"/>
-        <w:spacing w:before="80" w:after="80" w:line="240" w:lineRule="auto"/>
-        <w:ind w:left="1293" w:hanging="357"/>
-        <w:contextualSpacing w:val="0"/>
-        <w:rPr>
-          <w:rFonts w:ascii="Times New Roman" w:eastAsia="Arial" w:hAnsi="Times New Roman" w:cs="Times New Roman"/>
+        <w:rPr>
+          <w:rFonts w:ascii="Times New Roman" w:eastAsia="Arial" w:hAnsi="Times New Roman"/>
           <w:b/>
           <w:bCs/>
           <w:i/>
           <w:iCs/>
           <w:color w:val="000000" w:themeColor="text1"/>
-          <w:sz w:val="24"/>
-          <w:szCs w:val="24"/>
-        </w:rPr>
-      </w:pPr>
-      <w:r>
-        <w:rPr>
-          <w:rFonts w:ascii="Times New Roman" w:eastAsia="Arial" w:hAnsi="Times New Roman" w:cs="Times New Roman"/>
+        </w:rPr>
+      </w:pPr>
+      <w:r>
+        <w:rPr>
+          <w:rFonts w:ascii="Times New Roman" w:eastAsia="Arial" w:hAnsi="Times New Roman"/>
           <w:b/>
           <w:bCs/>
           <w:i/>
           <w:iCs/>
           <w:color w:val="000000" w:themeColor="text1"/>
-          <w:sz w:val="24"/>
-          <w:szCs w:val="24"/>
         </w:rPr>
         <w:t>[REFRÃO]</w:t>
       </w:r>
     </w:p>
     <w:p>
       <w:pPr>
-        <w:pStyle w:val="PargrafodaLista"/>
-        <w:numPr>
-          <w:ilvl w:val="0"/>
-          <w:numId w:val="1"/>
-        </w:numPr>
         <w:autoSpaceDE w:val="0"/>
         <w:autoSpaceDN w:val="0"/>
         <w:adjustRightInd w:val="0"/>
-        <w:spacing w:before="80" w:after="80" w:line="240" w:lineRule="auto"/>
-        <w:ind w:left="1293" w:hanging="357"/>
-        <w:contextualSpacing w:val="0"/>
-        <w:rPr>
-          <w:rFonts w:ascii="Times New Roman" w:eastAsia="Arial" w:hAnsi="Times New Roman" w:cs="Times New Roman"/>
-          <w:color w:val="000000" w:themeColor="text1"/>
-          <w:sz w:val="24"/>
-          <w:szCs w:val="24"/>
-        </w:rPr>
-      </w:pPr>
-      <w:r>
-        <w:rPr>
-          <w:rFonts w:ascii="Times New Roman" w:eastAsia="Arial" w:hAnsi="Times New Roman" w:cs="Times New Roman"/>
-          <w:color w:val="000000" w:themeColor="text1"/>
-          <w:sz w:val="24"/>
-          <w:szCs w:val="24"/>
+        <w:rPr>
+          <w:rFonts w:ascii="Times New Roman" w:eastAsia="Arial" w:hAnsi="Times New Roman"/>
+          <w:color w:val="000000" w:themeColor="text1"/>
+        </w:rPr>
+      </w:pPr>
+      <w:r>
+        <w:rPr>
+          <w:rFonts w:ascii="Times New Roman" w:eastAsia="Arial" w:hAnsi="Times New Roman"/>
+          <w:color w:val="000000" w:themeColor="text1"/>
         </w:rPr>
         <w:t>O lavrador no seu labutar</w:t>
       </w:r>
       <w:r>
         <w:rPr>
-          <w:rFonts w:ascii="Times New Roman" w:eastAsia="Arial" w:hAnsi="Times New Roman" w:cs="Times New Roman"/>
-          <w:color w:val="000000" w:themeColor="text1"/>
-          <w:sz w:val="24"/>
-          <w:szCs w:val="24"/>
+          <w:rFonts w:ascii="Times New Roman" w:eastAsia="Arial" w:hAnsi="Times New Roman"/>
+          <w:color w:val="000000" w:themeColor="text1"/>
         </w:rPr>
         <w:br/>
         <w:t>Paciente espera frutificar</w:t>
       </w:r>
       <w:r>
         <w:rPr>
-          <w:rFonts w:ascii="Times New Roman" w:eastAsia="Arial" w:hAnsi="Times New Roman" w:cs="Times New Roman"/>
-          <w:color w:val="000000" w:themeColor="text1"/>
-          <w:sz w:val="24"/>
-          <w:szCs w:val="24"/>
+          <w:rFonts w:ascii="Times New Roman" w:eastAsia="Arial" w:hAnsi="Times New Roman"/>
+          <w:color w:val="000000" w:themeColor="text1"/>
         </w:rPr>
         <w:br/>
         <w:t>Assim devemos servir então</w:t>
       </w:r>
       <w:r>
         <w:rPr>
-          <w:rFonts w:ascii="Times New Roman" w:eastAsia="Arial" w:hAnsi="Times New Roman" w:cs="Times New Roman"/>
-          <w:color w:val="000000" w:themeColor="text1"/>
-          <w:sz w:val="24"/>
-          <w:szCs w:val="24"/>
+          <w:rFonts w:ascii="Times New Roman" w:eastAsia="Arial" w:hAnsi="Times New Roman"/>
+          <w:color w:val="000000" w:themeColor="text1"/>
         </w:rPr>
         <w:br/>
         <w:t>Com esperança e em oração</w:t>
@@ -471,48 +318,29 @@
     </w:p>
     <w:p>
       <w:pPr>
-        <w:pStyle w:val="PargrafodaLista"/>
-        <w:numPr>
-          <w:ilvl w:val="0"/>
-          <w:numId w:val="1"/>
-        </w:numPr>
         <w:autoSpaceDE w:val="0"/>
         <w:autoSpaceDN w:val="0"/>
         <w:adjustRightInd w:val="0"/>
-        <w:spacing w:before="80" w:after="80" w:line="240" w:lineRule="auto"/>
-        <w:ind w:left="1293" w:hanging="357"/>
-        <w:contextualSpacing w:val="0"/>
-        <w:rPr>
-          <w:rFonts w:ascii="Times New Roman" w:eastAsia="Arial" w:hAnsi="Times New Roman" w:cs="Times New Roman"/>
+        <w:rPr>
+          <w:rFonts w:ascii="Times New Roman" w:eastAsia="Arial" w:hAnsi="Times New Roman"/>
           <w:b/>
           <w:bCs/>
           <w:i/>
           <w:iCs/>
           <w:color w:val="000000" w:themeColor="text1"/>
-          <w:sz w:val="24"/>
-          <w:szCs w:val="24"/>
-        </w:rPr>
-      </w:pPr>
-      <w:r>
-        <w:rPr>
-          <w:rFonts w:ascii="Times New Roman" w:eastAsia="Arial" w:hAnsi="Times New Roman" w:cs="Times New Roman"/>
+        </w:rPr>
+      </w:pPr>
+      <w:r>
+        <w:rPr>
+          <w:rFonts w:ascii="Times New Roman" w:eastAsia="Arial" w:hAnsi="Times New Roman"/>
           <w:b/>
           <w:bCs/>
           <w:i/>
           <w:iCs/>
           <w:color w:val="000000" w:themeColor="text1"/>
-          <w:sz w:val="24"/>
-          <w:szCs w:val="24"/>
         </w:rPr>
         <w:t>[REFRÃO]</w:t>
       </w:r>
-    </w:p>
-    <w:p>
-      <w:pPr>
-        <w:rPr>
-          <w:rFonts w:ascii="Times New Roman" w:hAnsi="Times New Roman"/>
-        </w:rPr>
-      </w:pPr>
     </w:p>
     <w:sectPr>
       <w:pgSz w:w="11906" w:h="16838"/>
@@ -522,6 +350,56 @@
     </w:sectPr>
   </w:body>
 </w:document>
+</file>
+
+<file path=word/endnotes.xml><?xml version="1.0" encoding="utf-8"?>
+<w:endnotes xmlns:wpc="http://schemas.microsoft.com/office/word/2010/wordprocessingCanvas" xmlns:cx="http://schemas.microsoft.com/office/drawing/2014/chartex" xmlns:cx1="http://schemas.microsoft.com/office/drawing/2015/9/8/chartex" xmlns:cx2="http://schemas.microsoft.com/office/drawing/2015/10/21/chartex" xmlns:cx3="http://schemas.microsoft.com/office/drawing/2016/5/9/chartex" xmlns:cx4="http://schemas.microsoft.com/office/drawing/2016/5/10/chartex" xmlns:cx5="http://schemas.microsoft.com/office/drawing/2016/5/11/chartex" xmlns:cx6="http://schemas.microsoft.com/office/drawing/2016/5/12/chartex" xmlns:cx7="http://schemas.microsoft.com/office/drawing/2016/5/13/chartex" xmlns:cx8="http://schemas.microsoft.com/office/drawing/2016/5/14/chartex" xmlns:mc="http://schemas.openxmlformats.org/markup-compatibility/2006" xmlns:aink="http://schemas.microsoft.com/office/drawing/2016/ink" xmlns:am3d="http://schemas.microsoft.com/office/drawing/2017/model3d" xmlns:o="urn:schemas-microsoft-com:office:office" xmlns:oel="http://schemas.microsoft.com/office/2019/extlst" xmlns:r="http://schemas.openxmlformats.org/officeDocument/2006/relationships" xmlns:m="http://schemas.openxmlformats.org/officeDocument/2006/math" xmlns:v="urn:schemas-microsoft-com:vml" xmlns:wp14="http://schemas.microsoft.com/office/word/2010/wordprocessingDrawing" xmlns:wp="http://schemas.openxmlformats.org/drawingml/2006/wordprocessingDrawing" xmlns:w10="urn:schemas-microsoft-com:office:word" xmlns:w="http://schemas.openxmlformats.org/wordprocessingml/2006/main" xmlns:w14="http://schemas.microsoft.com/office/word/2010/wordml" xmlns:w15="http://schemas.microsoft.com/office/word/2012/wordml" xmlns:w16cex="http://schemas.microsoft.com/office/word/2018/wordml/cex" xmlns:w16cid="http://schemas.microsoft.com/office/word/2016/wordml/cid" xmlns:w16="http://schemas.microsoft.com/office/word/2018/wordml" xmlns:w16du="http://schemas.microsoft.com/office/word/2023/wordml/word16du" xmlns:w16sdtdh="http://schemas.microsoft.com/office/word/2020/wordml/sdtdatahash" xmlns:w16sdtfl="http://schemas.microsoft.com/office/word/2024/wordml/sdtformatlock" xmlns:w16se="http://schemas.microsoft.com/office/word/2015/wordml/symex" xmlns:wpg="http://schemas.microsoft.com/office/word/2010/wordprocessingGroup" xmlns:wpi="http://schemas.microsoft.com/office/word/2010/wordprocessingInk" xmlns:wne="http://schemas.microsoft.com/office/word/2006/wordml" xmlns:wps="http://schemas.microsoft.com/office/word/2010/wordprocessingShape" mc:Ignorable="w14 w15 w16se w16cid w16 w16cex w16sdtdh w16sdtfl w16du wp14">
+  <w:endnote w:type="separator" w:id="-1">
+    <w:p>
+      <w:pPr>
+        <w:spacing w:after="0"/>
+      </w:pPr>
+      <w:r>
+        <w:separator/>
+      </w:r>
+    </w:p>
+  </w:endnote>
+  <w:endnote w:type="continuationSeparator" w:id="0">
+    <w:p>
+      <w:pPr>
+        <w:spacing w:after="0"/>
+      </w:pPr>
+      <w:r>
+        <w:continuationSeparator/>
+      </w:r>
+    </w:p>
+  </w:endnote>
+</w:endnotes>
+</file>
+
+<file path=word/footnotes.xml><?xml version="1.0" encoding="utf-8"?>
+<w:footnotes xmlns:wpc="http://schemas.microsoft.com/office/word/2010/wordprocessingCanvas" xmlns:cx="http://schemas.microsoft.com/office/drawing/2014/chartex" xmlns:cx1="http://schemas.microsoft.com/office/drawing/2015/9/8/chartex" xmlns:cx2="http://schemas.microsoft.com/office/drawing/2015/10/21/chartex" xmlns:cx3="http://schemas.microsoft.com/office/drawing/2016/5/9/chartex" xmlns:cx4="http://schemas.microsoft.com/office/drawing/2016/5/10/chartex" xmlns:cx5="http://schemas.microsoft.com/office/drawing/2016/5/11/chartex" xmlns:cx6="http://schemas.microsoft.com/office/drawing/2016/5/12/chartex" xmlns:cx7="http://schemas.microsoft.com/office/drawing/2016/5/13/chartex" xmlns:cx8="http://schemas.microsoft.com/office/drawing/2016/5/14/chartex" xmlns:mc="http://schemas.openxmlformats.org/markup-compatibility/2006" xmlns:aink="http://schemas.microsoft.com/office/drawing/2016/ink" xmlns:am3d="http://schemas.microsoft.com/office/drawing/2017/model3d" xmlns:o="urn:schemas-microsoft-com:office:office" xmlns:oel="http://schemas.microsoft.com/office/2019/extlst" xmlns:r="http://schemas.openxmlformats.org/officeDocument/2006/relationships" xmlns:m="http://schemas.openxmlformats.org/officeDocument/2006/math" xmlns:v="urn:schemas-microsoft-com:vml" xmlns:wp14="http://schemas.microsoft.com/office/word/2010/wordprocessingDrawing" xmlns:wp="http://schemas.openxmlformats.org/drawingml/2006/wordprocessingDrawing" xmlns:w10="urn:schemas-microsoft-com:office:word" xmlns:w="http://schemas.openxmlformats.org/wordprocessingml/2006/main" xmlns:w14="http://schemas.microsoft.com/office/word/2010/wordml" xmlns:w15="http://schemas.microsoft.com/office/word/2012/wordml" xmlns:w16cex="http://schemas.microsoft.com/office/word/2018/wordml/cex" xmlns:w16cid="http://schemas.microsoft.com/office/word/2016/wordml/cid" xmlns:w16="http://schemas.microsoft.com/office/word/2018/wordml" xmlns:w16du="http://schemas.microsoft.com/office/word/2023/wordml/word16du" xmlns:w16sdtdh="http://schemas.microsoft.com/office/word/2020/wordml/sdtdatahash" xmlns:w16sdtfl="http://schemas.microsoft.com/office/word/2024/wordml/sdtformatlock" xmlns:w16se="http://schemas.microsoft.com/office/word/2015/wordml/symex" xmlns:wpg="http://schemas.microsoft.com/office/word/2010/wordprocessingGroup" xmlns:wpi="http://schemas.microsoft.com/office/word/2010/wordprocessingInk" xmlns:wne="http://schemas.microsoft.com/office/word/2006/wordml" xmlns:wps="http://schemas.microsoft.com/office/word/2010/wordprocessingShape" mc:Ignorable="w14 w15 w16se w16cid w16 w16cex w16sdtdh w16sdtfl w16du wp14">
+  <w:footnote w:type="separator" w:id="-1">
+    <w:p>
+      <w:pPr>
+        <w:spacing w:after="0"/>
+      </w:pPr>
+      <w:r>
+        <w:separator/>
+      </w:r>
+    </w:p>
+  </w:footnote>
+  <w:footnote w:type="continuationSeparator" w:id="0">
+    <w:p>
+      <w:pPr>
+        <w:spacing w:after="0"/>
+      </w:pPr>
+      <w:r>
+        <w:continuationSeparator/>
+      </w:r>
+    </w:p>
+  </w:footnote>
+</w:footnotes>
 </file>
 
 <file path=word/numbering.xml><?xml version="1.0" encoding="utf-8"?>
@@ -1657,6 +1535,66 @@
       <w:u w:val="single"/>
     </w:rPr>
   </w:style>
+  <w:style w:type="paragraph" w:styleId="Cabealho">
+    <w:name w:val="header"/>
+    <w:basedOn w:val="Normal"/>
+    <w:link w:val="CabealhoChar"/>
+    <w:uiPriority w:val="99"/>
+    <w:unhideWhenUsed/>
+    <w:rsid w:val="008E0C66"/>
+    <w:pPr>
+      <w:tabs>
+        <w:tab w:val="center" w:pos="4513"/>
+        <w:tab w:val="right" w:pos="9026"/>
+      </w:tabs>
+      <w:spacing w:after="0"/>
+    </w:pPr>
+  </w:style>
+  <w:style w:type="character" w:customStyle="1" w:styleId="CabealhoChar">
+    <w:name w:val="Cabeçalho Char"/>
+    <w:basedOn w:val="Fontepargpadro"/>
+    <w:link w:val="Cabealho"/>
+    <w:uiPriority w:val="99"/>
+    <w:rsid w:val="008E0C66"/>
+    <w:rPr>
+      <w:rFonts w:ascii="Arial" w:eastAsia="Times New Roman" w:hAnsi="Arial" w:cs="Times New Roman"/>
+      <w:kern w:val="0"/>
+      <w:sz w:val="24"/>
+      <w:szCs w:val="24"/>
+      <w:lang w:eastAsia="pt-BR"/>
+      <w14:ligatures w14:val="none"/>
+    </w:rPr>
+  </w:style>
+  <w:style w:type="paragraph" w:styleId="Rodap">
+    <w:name w:val="footer"/>
+    <w:basedOn w:val="Normal"/>
+    <w:link w:val="RodapChar"/>
+    <w:uiPriority w:val="99"/>
+    <w:unhideWhenUsed/>
+    <w:rsid w:val="008E0C66"/>
+    <w:pPr>
+      <w:tabs>
+        <w:tab w:val="center" w:pos="4513"/>
+        <w:tab w:val="right" w:pos="9026"/>
+      </w:tabs>
+      <w:spacing w:after="0"/>
+    </w:pPr>
+  </w:style>
+  <w:style w:type="character" w:customStyle="1" w:styleId="RodapChar">
+    <w:name w:val="Rodapé Char"/>
+    <w:basedOn w:val="Fontepargpadro"/>
+    <w:link w:val="Rodap"/>
+    <w:uiPriority w:val="99"/>
+    <w:rsid w:val="008E0C66"/>
+    <w:rPr>
+      <w:rFonts w:ascii="Arial" w:eastAsia="Times New Roman" w:hAnsi="Arial" w:cs="Times New Roman"/>
+      <w:kern w:val="0"/>
+      <w:sz w:val="24"/>
+      <w:szCs w:val="24"/>
+      <w:lang w:eastAsia="pt-BR"/>
+      <w14:ligatures w14:val="none"/>
+    </w:rPr>
+  </w:style>
 </w:styles>
 </file>
 
